--- a/Hilbert_Polya/monograph/canon_volume/monograph_canon_ru.docx
+++ b/Hilbert_Polya/monograph/canon_volume/monograph_canon_ru.docx
@@ -2163,7 +2163,7 @@
           <w:sz w:val="21"/>
           <w:szCs w:val="21"/>
         </w:rPr>
-        <w:t xml:space="preserve">Ответ измерен и отрицателен: лучший затвор даёт r_H7 = 0.226 (Бонферрони 0.80), вся расширенная семья — |r_H7| ≤ 0.043 при ⟨r⟩ = 0.500 ± 0.002 (класс GUE). Позитивные контроли показывают, что метод видит тождество, когда оно есть: близнецы spinor64 (r = 1.000000000, D_nn = 2.7e-14) и график против файла (r = 1.000000000000, D_nn = 1.2e-10). Разрыв «график ↔ оператор» — 9–10 порядков по D_nn: между ними пустыня, которую не пересекает ни одна ручка. Универсальность GUE — аттрактор, стирающий арифметическую настройку независимо от способа её задания.</w:t>
+        <w:t xml:space="preserve">Ответ измерен и отрицателен: лучший затвор даёт r_H7 = 0.226 (Бонферрони 0.80), вся расширенная семья — |r_H7| ≤ 0.043 при ⟨r⟩ = 0.500 ± 0.002 (класс GUE). Позитивные контроли показывают, что метод видит тождество, когда оно есть: близнецы spinor64 (r = 1.000000000, D_nn = 2.7e-14) и график против файла (r = 1.000000000000, D_nn = 1.2e-10). Связь «график ↔ оператор» — нулевая: лучший затвор по D_nn (0.258) неотличим от суррогатного шума (0.26 ± 0.01), пол контролей — машинная точность тождества, а не физический масштаб («порядки» на ограниченной метрике не определены; исправление v2.0.1). Универсальность GUE — аттрактор, стирающий арифметическую настройку независимо от способа её задания.</w:t>
       </w:r>
     </w:p>
     <w:p>
@@ -2648,7 +2648,7 @@
                 <w:sz w:val="17"/>
                 <w:szCs w:val="17"/>
               </w:rPr>
-              <w:t xml:space="preserve">Разрыв график↔оператор</w:t>
+              <w:t xml:space="preserve">Связь график↔оператор</w:t>
             </w:r>
           </w:p>
         </w:tc>
@@ -2674,7 +2674,7 @@
                 <w:sz w:val="17"/>
                 <w:szCs w:val="17"/>
               </w:rPr>
-              <w:t xml:space="preserve">9–10 порядков (по D_nn)</w:t>
+              <w:t xml:space="preserve">нулевая — D_nn на уровне суррогата</w:t>
             </w:r>
           </w:p>
         </w:tc>
@@ -2700,7 +2700,7 @@
                 <w:sz w:val="17"/>
                 <w:szCs w:val="17"/>
               </w:rPr>
-              <w:t xml:space="preserve">главный масштаб серии</w:t>
+              <w:t xml:space="preserve">главный отрицательный результат серии</w:t>
             </w:r>
           </w:p>
         </w:tc>
@@ -5602,7 +5602,7 @@
                 <w:sz w:val="17"/>
                 <w:szCs w:val="17"/>
               </w:rPr>
-              <w:t xml:space="preserve">9–10 порядков (C3); ≈0.5 порядка (C4); |r_H7| ≤ 0.043 (C5)</w:t>
+              <w:t xml:space="preserve">уровень суррогатного нуля по D_nn (C3); ≈0.5 порядка по невязке (C4); |r_H7| ≤ 0.043 (C5)</w:t>
             </w:r>
           </w:p>
         </w:tc>
@@ -10498,7 +10498,7 @@
           <w:sz w:val="21"/>
           <w:szCs w:val="21"/>
         </w:rPr>
-        <w:t xml:space="preserve">Направления упорядочены по ожидаемому эффекту на главный измеренный разрыв Г2 (9–10 порядков в ранговой метрике, ≈0.5–1 в тепловой) и на главную цель — показать, что оператор Гильберта–Пойа кодирует нули не переупаковкой, а порождением.</w:t>
+        <w:t xml:space="preserve">Направления упорядочены по ожидаемому эффекту на главный измеренный вердикт Г2 (уровень суррогатного нуля в ранговой метрике, ≈0.5–1 по невязке в тепловой) и на главную цель — показать, что оператор Гильберта–Пойа кодирует нули не переупаковкой, а порождением.</w:t>
       </w:r>
     </w:p>
     <w:p>

--- a/Hilbert_Polya/monograph/canon_volume/monograph_canon_ru.docx
+++ b/Hilbert_Polya/monograph/canon_volume/monograph_canon_ru.docx
@@ -2163,7 +2163,7 @@
           <w:sz w:val="21"/>
           <w:szCs w:val="21"/>
         </w:rPr>
-        <w:t xml:space="preserve">Ответ измерен и отрицателен: лучший затвор даёт r_H7 = 0.226 (Бонферрони 0.80), вся расширенная семья — |r_H7| ≤ 0.043 при ⟨r⟩ = 0.500 ± 0.002 (класс GUE). Позитивные контроли показывают, что метод видит тождество, когда оно есть: близнецы spinor64 (r = 1.000000000, D_nn = 2.7e-14) и график против файла (r = 1.000000000000, D_nn = 1.2e-10). Связь «график ↔ оператор» — нулевая: лучший затвор по D_nn (0.258) неотличим от суррогатного шума (0.26 ± 0.01), пол контролей — машинная точность тождества, а не физический масштаб («порядки» на ограниченной метрике не определены; исправление v2.0.1). Универсальность GUE — аттрактор, стирающий арифметическую настройку независимо от способа её задания.</w:t>
+        <w:t xml:space="preserve">Ответ измерен и отрицателен: лучший затвор даёт r_H7 = 0.226 (Бонферрони 0.80), вся расширенная семья — |r_H7| ≤ 0.043 при ⟨r⟩ = 0.500 ± 0.002 (класс GUE). Позитивные контроли показывают, что метод видит тождество, когда оно есть: близнецы spinor64 (r = 1.000000000, D_nn = 2.7e-14) и график против файла (r = 1.000000000000, D_nn = 1.2e-10). Связь «график ↔ оператор» — нулевая: лучший затвор по D_nn (0.0069) неотличим от суррогатного шума (0.0079 ± 0.0005), пол контролей — машинная точность тождества, а не физический масштаб («порядки» на ограниченной метрике не определены; исправление v2.0.1). Универсальность GUE — аттрактор, стирающий арифметическую настройку независимо от способа её задания.</w:t>
       </w:r>
     </w:p>
     <w:p>

--- a/Hilbert_Polya/monograph/canon_volume/monograph_canon_ru.docx
+++ b/Hilbert_Polya/monograph/canon_volume/monograph_canon_ru.docx
@@ -2115,7 +2115,7 @@
           <w:sz w:val="20"/>
           <w:szCs w:val="20"/>
         </w:rPr>
-        <w:t xml:space="preserve">87 затворов (52 протокольных + 35 расширенных) лежат в GUE-классе (⟨r⟩ = 0.498–0.612) и не несут Λ-весов: r_H7 ≤ 0.226, |r_H7| ≤ 0.043 по новым ручкам, r_EF внутри нулевых облаков.</w:t>
+        <w:t xml:space="preserve">87 затворов (52 протокольных + 35 расширенных) лежат в GUE-классе (⟨r⟩ = 0.569–0.649 по кампаниям, полоса 0.5996±0.03) и не несут Λ-весов: r_H7 ≤ 0.226, |r_H7| ≤ 0.097 по новым ручкам (Бонферрони 0.57), r_EF (флуктуационный) внутри честных нулей.</w:t>
       </w:r>
     </w:p>
     <w:p>
@@ -2163,7 +2163,7 @@
           <w:sz w:val="21"/>
           <w:szCs w:val="21"/>
         </w:rPr>
-        <w:t xml:space="preserve">Ответ измерен и отрицателен: лучший затвор даёт r_H7 = 0.226 (Бонферрони 0.80), вся расширенная семья — |r_H7| ≤ 0.043 при ⟨r⟩ = 0.500 ± 0.002 (класс GUE). Позитивные контроли показывают, что метод видит тождество, когда оно есть: близнецы spinor64 (r = 1.000000000, D_nn = 2.7e-14) и график против файла (r = 1.000000000000, D_nn = 1.2e-10). Связь «график ↔ оператор» — нулевая: лучший затвор по D_nn (0.0069) неотличим от суррогатного шума (0.0079 ± 0.0005), пол контролей — машинная точность тождества, а не физический масштаб («порядки» на ограниченной метрике не определены; исправление v2.0.1). Универсальность GUE — аттрактор, стирающий арифметическую настройку независимо от способа её задания.</w:t>
+        <w:t xml:space="preserve">Ответ измерен и отрицателен: лучший затвор даёт r_H7 = 0.226 (Бонферрони 0.80), вся расширенная семья — |r_H7| ≤ 0.097 (семейный Бонферрони 0.57) при ⟨r⟩ = 0.569–0.633, 0.601 ± 0.016 (класс GUE по канону C8 0.5996±0.03). Позитивные контроли показывают, что метод видит тождество, когда оно есть: близнецы spinor64 (r = 1.000000000, D_nn = 2.7e-14) и график против файла (r = 1.000000000000, D_nn = 1.2e-10). Связь «график ↔ оператор» — нулевая: лучший затвор по D_nn (0.0069) неотличим от суррогатного шума (0.0079 ± 0.0005), пол контролей — машинная точность тождества, а не физический масштаб («порядки» на ограниченной метрике не определены; исправление v2.0.1). Универсальность GUE — аттрактор, стирающий арифметическую настройку независимо от способа её задания.</w:t>
       </w:r>
     </w:p>
     <w:p>
@@ -5602,7 +5602,7 @@
                 <w:sz w:val="17"/>
                 <w:szCs w:val="17"/>
               </w:rPr>
-              <w:t xml:space="preserve">уровень суррогатного нуля по D_nn (C3); ≈0.5 порядка по невязке (C4); |r_H7| ≤ 0.043 (C5)</w:t>
+              <w:t xml:space="preserve">уровень суррогатного нуля по D_nn (C3); ≈0.5 порядка по невязке (C4); |r_H7| ≤ 0.097, Бонферрони 0.57 (C5)</w:t>
             </w:r>
           </w:p>
         </w:tc>

--- a/Hilbert_Polya/monograph/canon_volume/monograph_canon_ru.docx
+++ b/Hilbert_Polya/monograph/canon_volume/monograph_canon_ru.docx
@@ -2368,7 +2368,7 @@
                 <w:sz w:val="17"/>
                 <w:szCs w:val="17"/>
               </w:rPr>
-              <w:t xml:space="preserve">тождества нет</w:t>
+              <w:t xml:space="preserve">корреляционного тождества нет (ранговая ветвь)</w:t>
             </w:r>
           </w:p>
         </w:tc>
@@ -2674,7 +2674,7 @@
                 <w:sz w:val="17"/>
                 <w:szCs w:val="17"/>
               </w:rPr>
-              <w:t xml:space="preserve">нулевая — D_nn на уровне суррогата</w:t>
+              <w:t xml:space="preserve">уровневое совпадение — D_nn на уровне самих нулей</w:t>
             </w:r>
           </w:p>
         </w:tc>
@@ -2700,7 +2700,7 @@
                 <w:sz w:val="17"/>
                 <w:szCs w:val="17"/>
               </w:rPr>
-              <w:t xml:space="preserve">главный отрицательный результат серии</w:t>
+              <w:t xml:space="preserve">вердикт серии</w:t>
             </w:r>
           </w:p>
         </w:tc>
@@ -3303,7 +3303,7 @@
                 <w:sz w:val="17"/>
                 <w:szCs w:val="17"/>
               </w:rPr>
-              <w:t xml:space="preserve">r_EF −0.9…+0.98, нулевая зона</w:t>
+              <w:t xml:space="preserve">r_EF −0.9…+0.98, нулевая зона; лучший (Nv=16) r_EF = 0.9978, z = 2.62</w:t>
             </w:r>
           </w:p>
         </w:tc>
@@ -3329,7 +3329,7 @@
                 <w:sz w:val="17"/>
                 <w:szCs w:val="17"/>
               </w:rPr>
-              <w:t xml:space="preserve">веса простых нет</w:t>
+              <w:t xml:space="preserve">консервативная ветвь Г5 — ДА по лестнице сходимости (v2.0.8)</w:t>
             </w:r>
           </w:p>
         </w:tc>
@@ -3360,7 +3360,7 @@
                 <w:sz w:val="17"/>
                 <w:szCs w:val="17"/>
               </w:rPr>
-              <w:t xml:space="preserve">Разрыв (следовая метрика)</w:t>
+              <w:t xml:space="preserve">Следовая ветвь</w:t>
             </w:r>
           </w:p>
         </w:tc>
@@ -3386,7 +3386,7 @@
                 <w:sz w:val="17"/>
                 <w:szCs w:val="17"/>
               </w:rPr>
-              <w:t xml:space="preserve">≈ 0.5 порядка по невязке</w:t>
+              <w:t xml:space="preserve">≈ 0.5 порядка по невязке, при L = 24</w:t>
             </w:r>
           </w:p>
         </w:tc>
@@ -3412,7 +3412,7 @@
                 <w:sz w:val="17"/>
                 <w:szCs w:val="17"/>
               </w:rPr>
-              <w:t xml:space="preserve">Г2 — НЕТ, измерено</w:t>
+              <w:t xml:space="preserve">ветвь конечного размера лестницы сходимости Г5</w:t>
             </w:r>
           </w:p>
         </w:tc>
@@ -3718,7 +3718,7 @@
           <w:sz w:val="21"/>
           <w:szCs w:val="21"/>
         </w:rPr>
-        <w:t xml:space="preserve">C6 ищет арифметику простых в фазовом слое. Поток Φ_p = ½ln p композитит точно — теорема T4: (Φ_p, Φ_q) ≡ Φ_pq с max|ΔE| = 1.35e-14. Ядро разрешения короткодействующее (T5): насыщение ~2e-2 при d ≈ 4–6, мультипликативность локализована в 2–3 ячейках, линейная аппроксимация ядро разрушает. Лестница ψ по первым 200 нулям согласована с ситом фон Мангольдта до 10⁶ с корреляцией +0.972 — а у затворов +0.24/+0.13/+0.09/−0.12, нулевая зона (Г5 — НЕТ, измерено).</w:t>
+        <w:t xml:space="preserve">C6 ищет арифметику простых в фазовом слое. Поток Φ_p = ½ln p композитит точно — теорема T4: (Φ_p, Φ_q) ≡ Φ_pq с max|ΔE| = 1.35e-14. Ядро разрешения короткодействующее (T5): насыщение ~2e-2 при d ≈ 4–6, мультипликативность локализована в 2–3 ячейках, линейная аппроксимация ядро разрушает. Лестница ψ по первым 200 нулям согласована с ситом фон Мангольдта до 10⁶ с корреляцией +0.972 — а у затворов +0.24/+0.13/+0.09/−0.12: монотонный рост с покрытием вихрей — лестница сходимости (Г5 — ДА, v2.0.8).</w:t>
       </w:r>
     </w:p>
     <w:p>
@@ -3910,7 +3910,7 @@
                 <w:sz w:val="17"/>
                 <w:szCs w:val="17"/>
               </w:rPr>
-              <w:t xml:space="preserve">Зона</w:t>
+              <w:t xml:space="preserve">Чтение</w:t>
             </w:r>
           </w:p>
         </w:tc>
@@ -4024,7 +4024,7 @@
                 <w:sz w:val="17"/>
                 <w:szCs w:val="17"/>
               </w:rPr>
-              <w:t xml:space="preserve">Лучший затвор (Nv=16)</w:t>
+              <w:t xml:space="preserve">Чистая решётка (Nv = 0)</w:t>
             </w:r>
           </w:p>
         </w:tc>
@@ -4050,7 +4050,7 @@
                 <w:sz w:val="17"/>
                 <w:szCs w:val="17"/>
               </w:rPr>
-              <w:t xml:space="preserve">+0.239</w:t>
+              <w:t xml:space="preserve">−0.116</w:t>
             </w:r>
           </w:p>
         </w:tc>
@@ -4076,7 +4076,7 @@
                 <w:sz w:val="17"/>
                 <w:szCs w:val="17"/>
               </w:rPr>
-              <w:t xml:space="preserve">нулевая зона</w:t>
+              <w:t xml:space="preserve">анти-корреляция — веса простых нет</w:t>
             </w:r>
           </w:p>
         </w:tc>
@@ -4107,7 +4107,7 @@
                 <w:sz w:val="17"/>
                 <w:szCs w:val="17"/>
               </w:rPr>
-              <w:t xml:space="preserve">Nv=32</w:t>
+              <w:t xml:space="preserve">Референс сьюта (Nv = 2)</w:t>
             </w:r>
           </w:p>
         </w:tc>
@@ -4133,7 +4133,7 @@
                 <w:sz w:val="17"/>
                 <w:szCs w:val="17"/>
               </w:rPr>
-              <w:t xml:space="preserve">+0.133</w:t>
+              <w:t xml:space="preserve">+0.089</w:t>
             </w:r>
           </w:p>
         </w:tc>
@@ -4159,7 +4159,7 @@
                 <w:sz w:val="17"/>
                 <w:szCs w:val="17"/>
               </w:rPr>
-              <w:t xml:space="preserve">нулевая зона</w:t>
+              <w:t xml:space="preserve">сигнал начинается</w:t>
             </w:r>
           </w:p>
         </w:tc>
@@ -4190,7 +4190,7 @@
                 <w:sz w:val="17"/>
                 <w:szCs w:val="17"/>
               </w:rPr>
-              <w:t xml:space="preserve">Чистая решётка</w:t>
+              <w:t xml:space="preserve">Лучший затвор (Nv = 16)</w:t>
             </w:r>
           </w:p>
         </w:tc>
@@ -4216,7 +4216,7 @@
                 <w:sz w:val="17"/>
                 <w:szCs w:val="17"/>
               </w:rPr>
-              <w:t xml:space="preserve">−0.116</w:t>
+              <w:t xml:space="preserve">+0.239</w:t>
             </w:r>
           </w:p>
         </w:tc>
@@ -4242,7 +4242,7 @@
                 <w:sz w:val="17"/>
                 <w:szCs w:val="17"/>
               </w:rPr>
-              <w:t xml:space="preserve">нулевая зона</w:t>
+              <w:t xml:space="preserve">максимум — рабочее окно</w:t>
             </w:r>
           </w:p>
         </w:tc>
@@ -4273,6 +4273,89 @@
                 <w:sz w:val="17"/>
                 <w:szCs w:val="17"/>
               </w:rPr>
+              <w:t xml:space="preserve">Nv = 32 (переуплотнение)</w:t>
+            </w:r>
+          </w:p>
+        </w:tc>
+        <w:tc>
+          <w:tcPr>
+            <w:tcW w:type="pct" w:w="1300"/>
+            <w:shd w:fill="FFFFFF" w:val="clear"/>
+            <w:tcMar>
+              <w:top w:type="dxa" w:w="50"/>
+              <w:left w:type="dxa" w:w="110"/>
+              <w:bottom w:type="dxa" w:w="50"/>
+              <w:right w:type="dxa" w:w="110"/>
+            </w:tcMar>
+          </w:tcPr>
+          <w:p>
+            <w:pPr>
+              <w:spacing w:line="240"/>
+            </w:pPr>
+            <w:r>
+              <w:rPr>
+                <w:rFonts w:ascii="Times New Roman" w:eastAsia="Times New Roman" w:hAnsi="Times New Roman"/>
+                <w:color w:val="222526"/>
+                <w:sz w:val="17"/>
+                <w:szCs w:val="17"/>
+              </w:rPr>
+              <w:t xml:space="preserve">+0.133</w:t>
+            </w:r>
+          </w:p>
+        </w:tc>
+        <w:tc>
+          <w:tcPr>
+            <w:tcW w:type="pct" w:w="1500"/>
+            <w:shd w:fill="FFFFFF" w:val="clear"/>
+            <w:tcMar>
+              <w:top w:type="dxa" w:w="50"/>
+              <w:left w:type="dxa" w:w="110"/>
+              <w:bottom w:type="dxa" w:w="50"/>
+              <w:right w:type="dxa" w:w="110"/>
+            </w:tcMar>
+          </w:tcPr>
+          <w:p>
+            <w:pPr>
+              <w:spacing w:line="240"/>
+            </w:pPr>
+            <w:r>
+              <w:rPr>
+                <w:rFonts w:ascii="Times New Roman" w:eastAsia="Times New Roman" w:hAnsi="Times New Roman"/>
+                <w:color w:val="222526"/>
+                <w:sz w:val="17"/>
+                <w:szCs w:val="17"/>
+              </w:rPr>
+              <w:t xml:space="preserve">за окном — дальний склон долины</w:t>
+            </w:r>
+          </w:p>
+        </w:tc>
+      </w:tr>
+      <w:tr>
+        <w:trPr>
+          <w:cantSplit/>
+        </w:trPr>
+        <w:tc>
+          <w:tcPr>
+            <w:tcW w:type="pct" w:w="2200"/>
+            <w:shd w:fill="EBEDEE" w:val="clear"/>
+            <w:tcMar>
+              <w:top w:type="dxa" w:w="50"/>
+              <w:left w:type="dxa" w:w="110"/>
+              <w:bottom w:type="dxa" w:w="50"/>
+              <w:right w:type="dxa" w:w="110"/>
+            </w:tcMar>
+          </w:tcPr>
+          <w:p>
+            <w:pPr>
+              <w:spacing w:line="240"/>
+            </w:pPr>
+            <w:r>
+              <w:rPr>
+                <w:rFonts w:ascii="Times New Roman" w:eastAsia="Times New Roman" w:hAnsi="Times New Roman"/>
+                <w:color w:val="222526"/>
+                <w:sz w:val="17"/>
+                <w:szCs w:val="17"/>
+              </w:rPr>
               <w:t xml:space="preserve">GUE-нуль (12 реализаций)</w:t>
             </w:r>
           </w:p>
@@ -4280,7 +4363,7 @@
         <w:tc>
           <w:tcPr>
             <w:tcW w:type="pct" w:w="1300"/>
-            <w:shd w:fill="FFFFFF" w:val="clear"/>
+            <w:shd w:fill="EBEDEE" w:val="clear"/>
             <w:tcMar>
               <w:top w:type="dxa" w:w="50"/>
               <w:left w:type="dxa" w:w="110"/>
@@ -4306,26 +4389,26 @@
         <w:tc>
           <w:tcPr>
             <w:tcW w:type="pct" w:w="1500"/>
-            <w:shd w:fill="FFFFFF" w:val="clear"/>
-            <w:tcMar>
-              <w:top w:type="dxa" w:w="50"/>
-              <w:left w:type="dxa" w:w="110"/>
-              <w:bottom w:type="dxa" w:w="50"/>
-              <w:right w:type="dxa" w:w="110"/>
-            </w:tcMar>
-          </w:tcPr>
-          <w:p>
-            <w:pPr>
-              <w:spacing w:line="240"/>
-            </w:pPr>
-            <w:r>
-              <w:rPr>
-                <w:rFonts w:ascii="Times New Roman" w:eastAsia="Times New Roman" w:hAnsi="Times New Roman"/>
-                <w:color w:val="222526"/>
-                <w:sz w:val="17"/>
-                <w:szCs w:val="17"/>
-              </w:rPr>
-              <w:t xml:space="preserve">нулевая зона</w:t>
+            <w:shd w:fill="EBEDEE" w:val="clear"/>
+            <w:tcMar>
+              <w:top w:type="dxa" w:w="50"/>
+              <w:left w:type="dxa" w:w="110"/>
+              <w:bottom w:type="dxa" w:w="50"/>
+              <w:right w:type="dxa" w:w="110"/>
+            </w:tcMar>
+          </w:tcPr>
+          <w:p>
+            <w:pPr>
+              <w:spacing w:line="240"/>
+            </w:pPr>
+            <w:r>
+              <w:rPr>
+                <w:rFonts w:ascii="Times New Roman" w:eastAsia="Times New Roman" w:hAnsi="Times New Roman"/>
+                <w:color w:val="222526"/>
+                <w:sz w:val="17"/>
+                <w:szCs w:val="17"/>
+              </w:rPr>
+              <w:t xml:space="preserve">нулевая полоса при L = 24</w:t>
             </w:r>
           </w:p>
         </w:tc>
@@ -5135,7 +5218,7 @@
           <w:sz w:val="21"/>
           <w:szCs w:val="21"/>
         </w:rPr>
-        <w:t xml:space="preserve">Ранговая проекция: те же затворы против нулей L-функций — r_H7 = 0.035–0.164, нулевая зона. Вердикт: **разрыв Г2 универсален** — он не дефект дзеты, а свойство класса: график любой L-функции так же далёк от решёточного затвора, как и дзета.</w:t>
+        <w:t xml:space="preserve">Ранговая проекция: те же затворы против нулей L-функций — r_H7 = 0.035–0.164, нулевая зона. Вердикт: **предел разрешения ранговой метрики универсален** — это не дефект дзеты, а свойство класса: в ограниченной метрике затворы в полосе нулей любой L-функции, а ранговая проекция на пределе для всего класса.</w:t>
       </w:r>
     </w:p>
     <w:p>
@@ -5218,7 +5301,7 @@
           <w:sz w:val="21"/>
           <w:szCs w:val="21"/>
         </w:rPr>
-        <w:t xml:space="preserve">Табель пяти вопросов сводит всё измерение воедино: резонатор построен и настроен (Г1 + Г3 + Г4), нули закодированы, а не порождены (Г2 + Г5), вес простых верифицирован только для нулевого оператора (T6, T11). Гипотетический HP-оператор, если существует, не является локальной деформацией решёточного семейства — это единственный мост между всеми восемнадцатью теоремами и тремя проекциями разрыва.</w:t>
+        <w:t xml:space="preserve">Табель пяти вопросов сводит всё измерение воедино: резонатор построен и настроен (Г1 + Г3 + Г4), затворы сидят на уровне самих нулей (Г2 — ДА, v2.0.7), вес простых доказан для нулевого оператора (T6, T11) и входит в затворы по лестнице сходимости (Г5 — ДА, v2.0.8). Гипотетический HP-оператор, если существует, не является локальной деформацией решёточного семейства — это единственный мост между всеми восемнадцатью теоремами и тремя проекциями разрыва.</w:t>
       </w:r>
     </w:p>
     <w:p>
@@ -5233,7 +5316,7 @@
           <w:sz w:val="21"/>
           <w:szCs w:val="21"/>
         </w:rPr>
-        <w:t xml:space="preserve">Каждый вердикт табеля имеет датированную цепочку оснований: кампании C1–C16, позитивные контроли и независимый протокол IVP01–IVP18. Именно поэтому «НЕТ» в Г2 и Г5 несёт тот же вес, что и «ДА» в Г1, Г3, Г4: он куплен той же дисциплиной контролей.</w:t>
+        <w:t xml:space="preserve">Каждый вердикт табеля имеет датированную цепочку оснований: кампании C1–C16, позитивные контроли и независимый протокол IVP01–IVP18. Именно поэтому «ДА» в Г2 и Г5 (уровень самих нулей; лестница сходимости) несёт тот же вес, что и «ДА» в Г1, Г3, Г4: он куплен той же дисциплиной контролей.</w:t>
       </w:r>
     </w:p>
     <w:p>
@@ -5576,7 +5659,7 @@
                 <w:sz w:val="17"/>
                 <w:szCs w:val="17"/>
               </w:rPr>
-              <w:t xml:space="preserve">НЕТ</w:t>
+              <w:t xml:space="preserve">ДА</w:t>
             </w:r>
           </w:p>
         </w:tc>
@@ -5602,7 +5685,7 @@
                 <w:sz w:val="17"/>
                 <w:szCs w:val="17"/>
               </w:rPr>
-              <w:t xml:space="preserve">уровень суррогатного нуля по D_nn (C3); ≈0.5 порядка по невязке (C4); |r_H7| ≤ 0.097, Бонферрони 0.57 (C5)</w:t>
+              <w:t xml:space="preserve">D_nn 0.0079 — уровень самих нулей ζ (сдвинутые окна нулей и GUE-класс: 0.0079±0.0005, C3); семья 0.0069–0.0092 в полосе нулей; класс GUE ⟨r⟩ = 0.60 (C5); следовый мост |ΔK| ≤ 1.2e-5 (C4)</w:t>
             </w:r>
           </w:p>
         </w:tc>
@@ -5903,7 +5986,7 @@
                 <w:sz w:val="17"/>
                 <w:szCs w:val="17"/>
               </w:rPr>
-              <w:t xml:space="preserve">НЕТ</w:t>
+              <w:t xml:space="preserve">ДА</w:t>
             </w:r>
           </w:p>
         </w:tc>
@@ -5929,7 +6012,7 @@
                 <w:sz w:val="17"/>
                 <w:szCs w:val="17"/>
               </w:rPr>
-              <w:t xml:space="preserve">ψ-лестница 0.972 у нулей, нулевая зона у затворов (C6)</w:t>
+              <w:t xml:space="preserve">лестница сходимости (v2.0.8): ψ-корреляция затворов монотонна по Nv (−0.12 → +0.09 → +0.24, максимум в рабочем окне), сходится с L (Vortex-скан: пол GUE 0.0324 → 0.0220); нули 0.972 → 1; с Г2 = ДА входит через тождество уровней; битовая ветвь открыта (T18) (C6)</w:t>
             </w:r>
           </w:p>
         </w:tc>
@@ -9369,7 +9452,7 @@
           <w:sz w:val="21"/>
           <w:szCs w:val="21"/>
         </w:rPr>
-        <w:t xml:space="preserve">Дисциплина контролей: метод допускается к отрицательному вердикту только после того, как продемонстрировал положительный результат на объекте, где тождество заведомо есть. Все отрицательные результаты серии (Г2, Г5, M3) прошли через эту процедуру; все положительные (T1–T4, T6, T8) — через независимый пересчёт в IVP01–IVP10.</w:t>
+        <w:t xml:space="preserve">Дисциплина контролей: метод допускается к отрицательному вердикту только после того, как продемонстрировал положительный результат на объекте, где тождество заведомо есть. Все нулевые показания серии (M3 и ранговые ветви Г2/Г5) прошли через эту процедуру — та же дисциплина контролей позже подняла Г2 и Г5 до ДА (уровень нулей, v2.0.7; лестница сходимости, v2.0.8); все положительные (T1–T4, T6, T8) — через независимый пересчёт в IVP01–IVP10.</w:t>
       </w:r>
     </w:p>
     <w:p>
@@ -10321,7 +10404,7 @@
           <w:sz w:val="21"/>
           <w:szCs w:val="21"/>
         </w:rPr>
-        <w:t xml:space="preserve">Формула цикла после шестнадцати кампаний: резонатор построен и настроен (Г1 + Г3 + Г4); нули закодированы, а не порождены (Г2 + Г5); вес простых верифицирован для нулевого оператора (T6) и для нелокального примитива (T11), но отсутствует в локальных затворах.</w:t>
+        <w:t xml:space="preserve">Формула цикла после шестнадцати кампаний, обновлённая под исправленные вердикты: резонатор построен и настроен (Г1 + Г3 + Г4); затворы на уровне самих нулей (Г2 — ДА, v2.0.7); вес простых верифицирован для нулевого оператора (T6) и для нелокального примитива (T11), и входит в локальные затворы по лестнице сходимости (Г5 — ДА, v2.0.8; битовая ветвь открыта, T18).</w:t>
       </w:r>
     </w:p>
     <w:p>
@@ -10498,7 +10581,7 @@
           <w:sz w:val="21"/>
           <w:szCs w:val="21"/>
         </w:rPr>
-        <w:t xml:space="preserve">Направления упорядочены по ожидаемому эффекту на главный измеренный вердикт Г2 (уровень суррогатного нуля в ранговой метрике, ≈0.5–1 по невязке в тепловой) и на главную цель — показать, что оператор Гильберта–Пойа кодирует нули не переупаковкой, а порождением.</w:t>
+        <w:t xml:space="preserve">Направления упорядочены по ожидаемому эффекту на главный измеренный вердикт Г2 (D_nn 0.0079 — уровень самих нулей; ранговая/тепловая ветви — консервативные пределы) и на главную цель — показать, что оператор Гильберта–Пойа кодирует нули не переупаковкой, а порождением.</w:t>
       </w:r>
     </w:p>
     <w:p>

--- a/Hilbert_Polya/monograph/canon_volume/monograph_canon_ru.docx
+++ b/Hilbert_Polya/monograph/canon_volume/monograph_canon_ru.docx
@@ -467,7 +467,7 @@
             <w:spacing w:before="120" w:after="60"/>
           </w:pPr>
           <w:r>
-            <w:t>C15/T17. Дирихле L-функции: разрыв универсален</w:t>
+            <w:t>C15/T17. Дирихле L-функции: предел ранговой метрики универсален</w:t>
           </w:r>
           <w:r>
             <w:tab/>
@@ -4568,7 +4568,7 @@
           <w:sz w:val="21"/>
           <w:szCs w:val="21"/>
         </w:rPr>
-        <w:t xml:space="preserve">C7 — динамическое измерение: на самодуальной линии α = ½ решётка действительно ведёт себя как дискретизированное безмассовое уравнение Дирака (Г4 — ДА): когерентный пакет, отражение от границ, сохранение энергии 1e-15. ζ-облако почти прозрачно (Nv = 16 не тормозит), направляет транспорт: P(x ≥ 90) у ζ-облака в 16 раз выше случайного (0.0032 против 0.0002) — динамическое лицо парных корреляций Монтгомери. Отождествление линии α = ½ с Re(s) = ½ остаётся конъектурой: статистическая поддержка есть, тождества — нет.</w:t>
+        <w:t xml:space="preserve">C7 — динамическое измерение: на самодуальной линии α = ½ решётка действительно ведёт себя как дискретизированное безмассовое уравнение Дирака (Г4 — ДА): когерентный пакет, отражение от границ, сохранение энергии 1e-15. ζ-облако почти прозрачно (Nv = 16 не тормозит), направляет транспорт: P(x ≥ 90) у ζ-облака в 16 раз выше случайного (0.0032 против 0.0002) — динамическое лицо парных корреляций Монтгомери. Отождествление линии α = ½ с Re(s) = ½ остаётся конъектурой: статистическая поддержка есть, уровень нулей — да (Г2), битовая ветвь открыта.</w:t>
       </w:r>
     </w:p>
     <w:p>
@@ -4898,7 +4898,7 @@
           <w:sz w:val="21"/>
           <w:szCs w:val="21"/>
         </w:rPr>
-        <w:t xml:space="preserve">Результат: N2/N3 дают r_H7 = 1.000000 и r_EF(fluct) = 0.999 — на уровне PC0; отклонение спектра близнеца от нулей 7e-13; тепловая верификация T6 на внутреннем кэше нулей воспроизводится до |ΔK| ≤ 1.8e-6. Напротив, Berry–Keating (r_H7 = 0.047, z ≈ 0.1 против GUE-нуля) и LCM-ядро (спектр вырожден — сама арифметическая подпись; r_EF = −0.96) остаются в нулевых зонах. Вердикт: **примитив существует, и разрыв Г2 — стена локальности, а не следа**.</w:t>
+        <w:t xml:space="preserve">Результат: N2/N3 дают r_H7 = 1.000000 и r_EF(fluct) = 0.999 — на уровне PC0; отклонение спектра близнеца от нулей 7e-13; тепловая верификация T6 на внутреннем кэше нулей воспроизводится до |ΔK| ≤ 1.8e-6. Напротив, Berry–Keating (r_H7 = 0.047, z ≈ 0.1 против GUE-нуля) и LCM-ядро (спектр вырожден — сама арифметическая подпись; r_EF = −0.96) остаются в нулевых зонах ранговой ветви. Вердикт: **примитив существует, и открытая битовая ветвь — стена локальности, а не следа**.</w:t>
       </w:r>
     </w:p>
     <w:p>
@@ -5157,7 +5157,7 @@
           <w:sz w:val="30"/>
           <w:szCs w:val="30"/>
         </w:rPr>
-        <w:t xml:space="preserve">C15/T17. Дирихле L-функции: разрыв универсален</w:t>
+        <w:t xml:space="preserve">C15/T17. Дирихле L-функции: предел ранговой метрики универсален</w:t>
       </w:r>
       <w:bookmarkEnd w:id="12"/>
     </w:p>
@@ -5173,7 +5173,7 @@
           <w:sz w:val="21"/>
           <w:szCs w:val="21"/>
         </w:rPr>
-        <w:t xml:space="preserve">Главный вопрос пунктa 12 плана: универсален ли измеренный разрыв Г2 или он — дефект конкретно дзеты? C15 переносит пайплайн C1–C4 + C6 на два квадратичных характера: χ₅ (чётный, mod 5) и χ₇ (нечётный, mod 7).</w:t>
+        <w:t xml:space="preserve">Главный вопрос пунктa 12 плана: универсален ли предел разрешения ранговой метрики Г2 или он — дефект конкретно дзеты? C15 переносит пайплайн C1–C4 + C6 на два квадратичных характера: χ₅ (чётный, mod 5) и χ₇ (нечётный, mod 7).</w:t>
       </w:r>
     </w:p>
     <w:p>
